--- a/klagomål/A 12068-2026 FSC-klagomål.docx
+++ b/klagomål/A 12068-2026 FSC-klagomål.docx
@@ -1167,7 +1167,7 @@
     <w:r>
       <w:tab/>
       <w:tab/>
-      <w:t>2026-09-14</w:t>
+      <w:t>2026-09-15</w:t>
       <w:br/>
       <w:br/>
     </w:r>

--- a/klagomål/A 12068-2026 FSC-klagomål.docx
+++ b/klagomål/A 12068-2026 FSC-klagomål.docx
@@ -1167,7 +1167,7 @@
     <w:r>
       <w:tab/>
       <w:tab/>
-      <w:t>2026-09-15</w:t>
+      <w:t>2026-09-16</w:t>
       <w:br/>
       <w:br/>
     </w:r>

--- a/klagomål/A 12068-2026 FSC-klagomål.docx
+++ b/klagomål/A 12068-2026 FSC-klagomål.docx
@@ -1167,7 +1167,7 @@
     <w:r>
       <w:tab/>
       <w:tab/>
-      <w:t>2026-09-16</w:t>
+      <w:t>2026-09-17</w:t>
       <w:br/>
       <w:br/>
     </w:r>

--- a/klagomål/A 12068-2026 FSC-klagomål.docx
+++ b/klagomål/A 12068-2026 FSC-klagomål.docx
@@ -1167,7 +1167,7 @@
     <w:r>
       <w:tab/>
       <w:tab/>
-      <w:t>2026-09-17</w:t>
+      <w:t>2026-09-18</w:t>
       <w:br/>
       <w:br/>
     </w:r>

--- a/klagomål/A 12068-2026 FSC-klagomål.docx
+++ b/klagomål/A 12068-2026 FSC-klagomål.docx
@@ -1167,7 +1167,7 @@
     <w:r>
       <w:tab/>
       <w:tab/>
-      <w:t>2026-09-18</w:t>
+      <w:t>2026-09-19</w:t>
       <w:br/>
       <w:br/>
     </w:r>

--- a/klagomål/A 12068-2026 FSC-klagomål.docx
+++ b/klagomål/A 12068-2026 FSC-klagomål.docx
@@ -1167,7 +1167,7 @@
     <w:r>
       <w:tab/>
       <w:tab/>
-      <w:t>2026-09-19</w:t>
+      <w:t>2026-09-21</w:t>
       <w:br/>
       <w:br/>
     </w:r>

--- a/klagomål/A 12068-2026 FSC-klagomål.docx
+++ b/klagomål/A 12068-2026 FSC-klagomål.docx
@@ -1167,7 +1167,7 @@
     <w:r>
       <w:tab/>
       <w:tab/>
-      <w:t>2026-09-21</w:t>
+      <w:t>2026-09-23</w:t>
       <w:br/>
       <w:br/>
     </w:r>

--- a/klagomål/A 12068-2026 FSC-klagomål.docx
+++ b/klagomål/A 12068-2026 FSC-klagomål.docx
@@ -1167,7 +1167,7 @@
     <w:r>
       <w:tab/>
       <w:tab/>
-      <w:t>2026-09-23</w:t>
+      <w:t>2026-09-24</w:t>
       <w:br/>
       <w:br/>
     </w:r>

--- a/klagomål/A 12068-2026 FSC-klagomål.docx
+++ b/klagomål/A 12068-2026 FSC-klagomål.docx
@@ -1167,7 +1167,7 @@
     <w:r>
       <w:tab/>
       <w:tab/>
-      <w:t>2026-09-24</w:t>
+      <w:t>2026-09-25</w:t>
       <w:br/>
       <w:br/>
     </w:r>

--- a/klagomål/A 12068-2026 FSC-klagomål.docx
+++ b/klagomål/A 12068-2026 FSC-klagomål.docx
@@ -1167,7 +1167,7 @@
     <w:r>
       <w:tab/>
       <w:tab/>
-      <w:t>2026-09-25</w:t>
+      <w:t>2026-09-26</w:t>
       <w:br/>
       <w:br/>
     </w:r>

--- a/klagomål/A 12068-2026 FSC-klagomål.docx
+++ b/klagomål/A 12068-2026 FSC-klagomål.docx
@@ -1167,7 +1167,7 @@
     <w:r>
       <w:tab/>
       <w:tab/>
-      <w:t>2026-09-26</w:t>
+      <w:t>2026-09-27</w:t>
       <w:br/>
       <w:br/>
     </w:r>

--- a/klagomål/A 12068-2026 FSC-klagomål.docx
+++ b/klagomål/A 12068-2026 FSC-klagomål.docx
@@ -1167,7 +1167,7 @@
     <w:r>
       <w:tab/>
       <w:tab/>
-      <w:t>2026-09-27</w:t>
+      <w:t>2026-09-28</w:t>
       <w:br/>
       <w:br/>
     </w:r>

--- a/klagomål/A 12068-2026 FSC-klagomål.docx
+++ b/klagomål/A 12068-2026 FSC-klagomål.docx
@@ -1167,7 +1167,7 @@
     <w:r>
       <w:tab/>
       <w:tab/>
-      <w:t>2026-09-28</w:t>
+      <w:t>2026-09-29</w:t>
       <w:br/>
       <w:br/>
     </w:r>

--- a/klagomål/A 12068-2026 FSC-klagomål.docx
+++ b/klagomål/A 12068-2026 FSC-klagomål.docx
@@ -1167,7 +1167,7 @@
     <w:r>
       <w:tab/>
       <w:tab/>
-      <w:t>2026-09-29</w:t>
+      <w:t>2026-09-30</w:t>
       <w:br/>
       <w:br/>
     </w:r>

--- a/klagomål/A 12068-2026 FSC-klagomål.docx
+++ b/klagomål/A 12068-2026 FSC-klagomål.docx
@@ -1167,7 +1167,7 @@
     <w:r>
       <w:tab/>
       <w:tab/>
-      <w:t>2026-09-30</w:t>
+      <w:t>2026-10-01</w:t>
       <w:br/>
       <w:br/>
     </w:r>

--- a/klagomål/A 12068-2026 FSC-klagomål.docx
+++ b/klagomål/A 12068-2026 FSC-klagomål.docx
@@ -1167,7 +1167,7 @@
     <w:r>
       <w:tab/>
       <w:tab/>
-      <w:t>2026-10-01</w:t>
+      <w:t>2026-10-02</w:t>
       <w:br/>
       <w:br/>
     </w:r>

--- a/klagomål/A 12068-2026 FSC-klagomål.docx
+++ b/klagomål/A 12068-2026 FSC-klagomål.docx
@@ -1167,7 +1167,7 @@
     <w:r>
       <w:tab/>
       <w:tab/>
-      <w:t>2026-10-02</w:t>
+      <w:t>2026-10-03</w:t>
       <w:br/>
       <w:br/>
     </w:r>

--- a/klagomål/A 12068-2026 FSC-klagomål.docx
+++ b/klagomål/A 12068-2026 FSC-klagomål.docx
@@ -1167,7 +1167,7 @@
     <w:r>
       <w:tab/>
       <w:tab/>
-      <w:t>2026-10-03</w:t>
+      <w:t>2026-10-04</w:t>
       <w:br/>
       <w:br/>
     </w:r>

--- a/klagomål/A 12068-2026 FSC-klagomål.docx
+++ b/klagomål/A 12068-2026 FSC-klagomål.docx
@@ -1167,7 +1167,7 @@
     <w:r>
       <w:tab/>
       <w:tab/>
-      <w:t>2026-10-04</w:t>
+      <w:t>2026-10-05</w:t>
       <w:br/>
       <w:br/>
     </w:r>

--- a/klagomål/A 12068-2026 FSC-klagomål.docx
+++ b/klagomål/A 12068-2026 FSC-klagomål.docx
@@ -1167,7 +1167,7 @@
     <w:r>
       <w:tab/>
       <w:tab/>
-      <w:t>2026-10-05</w:t>
+      <w:t>2026-10-06</w:t>
       <w:br/>
       <w:br/>
     </w:r>

--- a/klagomål/A 12068-2026 FSC-klagomål.docx
+++ b/klagomål/A 12068-2026 FSC-klagomål.docx
@@ -1167,7 +1167,7 @@
     <w:r>
       <w:tab/>
       <w:tab/>
-      <w:t>2026-10-06</w:t>
+      <w:t>2026-10-07</w:t>
       <w:br/>
       <w:br/>
     </w:r>

--- a/klagomål/A 12068-2026 FSC-klagomål.docx
+++ b/klagomål/A 12068-2026 FSC-klagomål.docx
@@ -1167,7 +1167,7 @@
     <w:r>
       <w:tab/>
       <w:tab/>
-      <w:t>2026-10-07</w:t>
+      <w:t>2026-10-08</w:t>
       <w:br/>
       <w:br/>
     </w:r>

--- a/klagomål/A 12068-2026 FSC-klagomål.docx
+++ b/klagomål/A 12068-2026 FSC-klagomål.docx
@@ -1167,7 +1167,7 @@
     <w:r>
       <w:tab/>
       <w:tab/>
-      <w:t>2026-10-08</w:t>
+      <w:t>2026-10-09</w:t>
       <w:br/>
       <w:br/>
     </w:r>

--- a/klagomål/A 12068-2026 FSC-klagomål.docx
+++ b/klagomål/A 12068-2026 FSC-klagomål.docx
@@ -1167,7 +1167,7 @@
     <w:r>
       <w:tab/>
       <w:tab/>
-      <w:t>2026-10-09</w:t>
+      <w:t>2026-10-10</w:t>
       <w:br/>
       <w:br/>
     </w:r>

--- a/klagomål/A 12068-2026 FSC-klagomål.docx
+++ b/klagomål/A 12068-2026 FSC-klagomål.docx
@@ -1167,7 +1167,7 @@
     <w:r>
       <w:tab/>
       <w:tab/>
-      <w:t>2026-10-10</w:t>
+      <w:t>2026-10-11</w:t>
       <w:br/>
       <w:br/>
     </w:r>

--- a/klagomål/A 12068-2026 FSC-klagomål.docx
+++ b/klagomål/A 12068-2026 FSC-klagomål.docx
@@ -1167,7 +1167,7 @@
     <w:r>
       <w:tab/>
       <w:tab/>
-      <w:t>2026-10-11</w:t>
+      <w:t>2026-10-12</w:t>
       <w:br/>
       <w:br/>
     </w:r>

--- a/klagomål/A 12068-2026 FSC-klagomål.docx
+++ b/klagomål/A 12068-2026 FSC-klagomål.docx
@@ -1167,7 +1167,7 @@
     <w:r>
       <w:tab/>
       <w:tab/>
-      <w:t>2026-10-12</w:t>
+      <w:t>2026-10-13</w:t>
       <w:br/>
       <w:br/>
     </w:r>

--- a/klagomål/A 12068-2026 FSC-klagomål.docx
+++ b/klagomål/A 12068-2026 FSC-klagomål.docx
@@ -1167,7 +1167,7 @@
     <w:r>
       <w:tab/>
       <w:tab/>
-      <w:t>2026-10-13</w:t>
+      <w:t>2026-10-14</w:t>
       <w:br/>
       <w:br/>
     </w:r>

--- a/klagomål/A 12068-2026 FSC-klagomål.docx
+++ b/klagomål/A 12068-2026 FSC-klagomål.docx
@@ -1167,7 +1167,7 @@
     <w:r>
       <w:tab/>
       <w:tab/>
-      <w:t>2026-10-14</w:t>
+      <w:t>2026-10-15</w:t>
       <w:br/>
       <w:br/>
     </w:r>

--- a/klagomål/A 12068-2026 FSC-klagomål.docx
+++ b/klagomål/A 12068-2026 FSC-klagomål.docx
@@ -1167,7 +1167,7 @@
     <w:r>
       <w:tab/>
       <w:tab/>
-      <w:t>2026-10-15</w:t>
+      <w:t>2026-10-16</w:t>
       <w:br/>
       <w:br/>
     </w:r>

--- a/klagomål/A 12068-2026 FSC-klagomål.docx
+++ b/klagomål/A 12068-2026 FSC-klagomål.docx
@@ -1167,7 +1167,7 @@
     <w:r>
       <w:tab/>
       <w:tab/>
-      <w:t>2026-10-16</w:t>
+      <w:t>2026-10-17</w:t>
       <w:br/>
       <w:br/>
     </w:r>

--- a/klagomål/A 12068-2026 FSC-klagomål.docx
+++ b/klagomål/A 12068-2026 FSC-klagomål.docx
@@ -1167,7 +1167,7 @@
     <w:r>
       <w:tab/>
       <w:tab/>
-      <w:t>2026-10-17</w:t>
+      <w:t>2026-10-18</w:t>
       <w:br/>
       <w:br/>
     </w:r>

--- a/klagomål/A 12068-2026 FSC-klagomål.docx
+++ b/klagomål/A 12068-2026 FSC-klagomål.docx
@@ -1167,7 +1167,7 @@
     <w:r>
       <w:tab/>
       <w:tab/>
-      <w:t>2026-10-18</w:t>
+      <w:t>2026-10-19</w:t>
       <w:br/>
       <w:br/>
     </w:r>

--- a/klagomål/A 12068-2026 FSC-klagomål.docx
+++ b/klagomål/A 12068-2026 FSC-klagomål.docx
@@ -1167,7 +1167,7 @@
     <w:r>
       <w:tab/>
       <w:tab/>
-      <w:t>2026-10-19</w:t>
+      <w:t>2026-10-20</w:t>
       <w:br/>
       <w:br/>
     </w:r>

--- a/klagomål/A 12068-2026 FSC-klagomål.docx
+++ b/klagomål/A 12068-2026 FSC-klagomål.docx
@@ -1167,7 +1167,7 @@
     <w:r>
       <w:tab/>
       <w:tab/>
-      <w:t>2026-10-20</w:t>
+      <w:t>2026-10-21</w:t>
       <w:br/>
       <w:br/>
     </w:r>

--- a/klagomål/A 12068-2026 FSC-klagomål.docx
+++ b/klagomål/A 12068-2026 FSC-klagomål.docx
@@ -1167,7 +1167,7 @@
     <w:r>
       <w:tab/>
       <w:tab/>
-      <w:t>2026-10-21</w:t>
+      <w:t>2026-10-22</w:t>
       <w:br/>
       <w:br/>
     </w:r>

--- a/klagomål/A 12068-2026 FSC-klagomål.docx
+++ b/klagomål/A 12068-2026 FSC-klagomål.docx
@@ -1167,7 +1167,7 @@
     <w:r>
       <w:tab/>
       <w:tab/>
-      <w:t>2026-10-22</w:t>
+      <w:t>2026-10-23</w:t>
       <w:br/>
       <w:br/>
     </w:r>

--- a/klagomål/A 12068-2026 FSC-klagomål.docx
+++ b/klagomål/A 12068-2026 FSC-klagomål.docx
@@ -1167,7 +1167,7 @@
     <w:r>
       <w:tab/>
       <w:tab/>
-      <w:t>2026-10-23</w:t>
+      <w:t>2026-10-24</w:t>
       <w:br/>
       <w:br/>
     </w:r>

--- a/klagomål/A 12068-2026 FSC-klagomål.docx
+++ b/klagomål/A 12068-2026 FSC-klagomål.docx
@@ -1167,7 +1167,7 @@
     <w:r>
       <w:tab/>
       <w:tab/>
-      <w:t>2026-10-24</w:t>
+      <w:t>2026-10-25</w:t>
       <w:br/>
       <w:br/>
     </w:r>

--- a/klagomål/A 12068-2026 FSC-klagomål.docx
+++ b/klagomål/A 12068-2026 FSC-klagomål.docx
@@ -1167,7 +1167,7 @@
     <w:r>
       <w:tab/>
       <w:tab/>
-      <w:t>2026-10-25</w:t>
+      <w:t>2026-10-26</w:t>
       <w:br/>
       <w:br/>
     </w:r>

--- a/klagomål/A 12068-2026 FSC-klagomål.docx
+++ b/klagomål/A 12068-2026 FSC-klagomål.docx
@@ -1167,7 +1167,7 @@
     <w:r>
       <w:tab/>
       <w:tab/>
-      <w:t>2026-10-26</w:t>
+      <w:t>2026-10-27</w:t>
       <w:br/>
       <w:br/>
     </w:r>

--- a/klagomål/A 12068-2026 FSC-klagomål.docx
+++ b/klagomål/A 12068-2026 FSC-klagomål.docx
@@ -1167,7 +1167,7 @@
     <w:r>
       <w:tab/>
       <w:tab/>
-      <w:t>2026-10-27</w:t>
+      <w:t>2026-10-28</w:t>
       <w:br/>
       <w:br/>
     </w:r>

--- a/klagomål/A 12068-2026 FSC-klagomål.docx
+++ b/klagomål/A 12068-2026 FSC-klagomål.docx
@@ -1167,7 +1167,7 @@
     <w:r>
       <w:tab/>
       <w:tab/>
-      <w:t>2026-10-28</w:t>
+      <w:t>2026-10-29</w:t>
       <w:br/>
       <w:br/>
     </w:r>

--- a/klagomål/A 12068-2026 FSC-klagomål.docx
+++ b/klagomål/A 12068-2026 FSC-klagomål.docx
@@ -178,7 +178,7 @@
       <w:r>
         <w:drawing>
           <wp:inline xmlns:a="http://schemas.openxmlformats.org/drawingml/2006/main" xmlns:pic="http://schemas.openxmlformats.org/drawingml/2006/picture">
-            <wp:extent cx="5182589" cy="5724000"/>
+            <wp:extent cx="5180977" cy="5724000"/>
             <wp:docPr id="1" name="Picture 1"/>
             <wp:cNvGraphicFramePr>
               <a:graphicFrameLocks noChangeAspect="1"/>
@@ -199,7 +199,7 @@
                   <pic:spPr>
                     <a:xfrm>
                       <a:off x="0" y="0"/>
-                      <a:ext cx="5182589" cy="5724000"/>
+                      <a:ext cx="5180977" cy="5724000"/>
                     </a:xfrm>
                     <a:prstGeom prst="rect"/>
                   </pic:spPr>
@@ -1167,7 +1167,7 @@
     <w:r>
       <w:tab/>
       <w:tab/>
-      <w:t>2026-10-29</w:t>
+      <w:t>2026-10-31</w:t>
       <w:br/>
       <w:br/>
     </w:r>
